--- a/apostila/Apostila-3o-periodo-aluno.docx
+++ b/apostila/Apostila-3o-periodo-aluno.docx
@@ -843,6 +843,172 @@
         <w:t xml:space="preserve"/>
       </w:r>
     </w:p>
+    <w:tbl>
+      <w:tblPr>
+        <w:tblW w:type="dxa" w:w="9350"/>
+        <w:tblBorders>
+          <w:top w:val="single" w:color="D6DCDA" w:sz="2"/>
+          <w:left w:val="single" w:color="8A5A2B" w:sz="18"/>
+          <w:bottom w:val="single" w:color="D6DCDA" w:sz="2"/>
+          <w:right w:val="single" w:color="D6DCDA" w:sz="2"/>
+          <w:insideH w:val="none" w:color="FFFFFF" w:sz="0"/>
+          <w:insideV w:val="none" w:color="FFFFFF" w:sz="0"/>
+        </w:tblBorders>
+      </w:tblPr>
+      <w:tblGrid>
+        <w:gridCol w:w="9350"/>
+      </w:tblGrid>
+      <w:tr>
+        <w:tc>
+          <w:tcPr>
+            <w:tcW w:type="dxa" w:w="9350"/>
+            <w:shd w:fill="F7F1E8" w:val="clear"/>
+            <w:tcMar>
+              <w:top w:type="dxa" w:w="140"/>
+              <w:left w:type="dxa" w:w="200"/>
+              <w:bottom w:type="dxa" w:w="140"/>
+              <w:right w:type="dxa" w:w="200"/>
+            </w:tcMar>
+          </w:tcPr>
+          <w:p>
+            <w:pPr>
+              <w:spacing w:after="60" w:line="300"/>
+            </w:pPr>
+            <w:r>
+              <w:rPr>
+                <w:rFonts w:ascii="Cambria" w:cs="Cambria" w:eastAsia="Cambria" w:hAnsi="Cambria"/>
+                <w:b/>
+                <w:bCs/>
+                <w:color w:val="16212A"/>
+                <w:sz w:val="22"/>
+                <w:szCs w:val="22"/>
+              </w:rPr>
+              <w:t xml:space="preserve">O hino da aula</w:t>
+            </w:r>
+          </w:p>
+          <w:p>
+            <w:pPr>
+              <w:spacing w:after="140" w:line="300"/>
+            </w:pPr>
+            <w:r>
+              <w:rPr>
+                <w:rFonts w:ascii="Calibri" w:cs="Calibri" w:eastAsia="Calibri" w:hAnsi="Calibri"/>
+                <w:i/>
+                <w:iCs/>
+                <w:color w:val="5C6B75"/>
+                <w:sz w:val="19"/>
+                <w:szCs w:val="19"/>
+              </w:rPr>
+              <w:t xml:space="preserve">Hinos 6 e 57 — um hino sem nenhum acidente na armadura e um com cinco, para ver a diferença de imediato.</w:t>
+            </w:r>
+          </w:p>
+          <w:p>
+            <w:pPr>
+              <w:spacing w:after="40" w:line="300"/>
+            </w:pPr>
+            <w:r>
+              <w:rPr>
+                <w:rFonts w:ascii="Calibri" w:cs="Calibri" w:eastAsia="Calibri" w:hAnsi="Calibri"/>
+                <w:b/>
+                <w:bCs/>
+                <w:color w:val="16212A"/>
+                <w:sz w:val="19"/>
+                <w:szCs w:val="19"/>
+              </w:rPr>
+              <w:t xml:space="preserve">Hino 6 — Dó maior</w:t>
+            </w:r>
+          </w:p>
+          <w:p>
+            <w:pPr>
+              <w:spacing w:after="30" w:line="280"/>
+              <w:ind w:left="200"/>
+            </w:pPr>
+            <w:r>
+              <w:rPr>
+                <w:rFonts w:ascii="Calibri" w:cs="Calibri" w:eastAsia="Calibri" w:hAnsi="Calibri"/>
+                <w:color w:val="16212A"/>
+                <w:sz w:val="19"/>
+                <w:szCs w:val="19"/>
+              </w:rPr>
+              <w:t xml:space="preserve">· Quantos acidentes tem a armadura do hino 6, e quais são?</w:t>
+            </w:r>
+          </w:p>
+          <w:p>
+            <w:pPr>
+              <w:pBdr>
+                <w:bottom w:val="dotted" w:color="AFBAC0" w:sz="6" w:space="2"/>
+              </w:pBdr>
+              <w:spacing w:after="0" w:before="200"/>
+              <w:ind w:left="340"/>
+            </w:pPr>
+            <w:r>
+              <w:rPr>
+                <w:sz w:val="20"/>
+                <w:szCs w:val="20"/>
+              </w:rPr>
+              <w:t xml:space="preserve"/>
+            </w:r>
+          </w:p>
+          <w:p>
+            <w:pPr>
+              <w:spacing w:after="90"/>
+            </w:pPr>
+          </w:p>
+          <w:p>
+            <w:pPr>
+              <w:spacing w:after="40" w:line="300"/>
+            </w:pPr>
+            <w:r>
+              <w:rPr>
+                <w:rFonts w:ascii="Calibri" w:cs="Calibri" w:eastAsia="Calibri" w:hAnsi="Calibri"/>
+                <w:b/>
+                <w:bCs/>
+                <w:color w:val="16212A"/>
+                <w:sz w:val="19"/>
+                <w:szCs w:val="19"/>
+              </w:rPr>
+              <w:t xml:space="preserve">Hino 57 — Ré♭ maior</w:t>
+            </w:r>
+          </w:p>
+          <w:p>
+            <w:pPr>
+              <w:spacing w:after="30" w:line="280"/>
+              <w:ind w:left="200"/>
+            </w:pPr>
+            <w:r>
+              <w:rPr>
+                <w:rFonts w:ascii="Calibri" w:cs="Calibri" w:eastAsia="Calibri" w:hAnsi="Calibri"/>
+                <w:color w:val="16212A"/>
+                <w:sz w:val="19"/>
+                <w:szCs w:val="19"/>
+              </w:rPr>
+              <w:t xml:space="preserve">· Quantos acidentes tem a armadura do hino 57, e quais são?</w:t>
+            </w:r>
+          </w:p>
+          <w:p>
+            <w:pPr>
+              <w:pBdr>
+                <w:bottom w:val="dotted" w:color="AFBAC0" w:sz="6" w:space="2"/>
+              </w:pBdr>
+              <w:spacing w:after="0" w:before="200"/>
+              <w:ind w:left="340"/>
+            </w:pPr>
+            <w:r>
+              <w:rPr>
+                <w:sz w:val="20"/>
+                <w:szCs w:val="20"/>
+              </w:rPr>
+              <w:t xml:space="preserve"/>
+            </w:r>
+          </w:p>
+          <w:p>
+            <w:pPr>
+              <w:spacing w:after="90"/>
+            </w:pPr>
+          </w:p>
+        </w:tc>
+      </w:tr>
+    </w:tbl>
     <w:p>
       <w:r>
         <w:br w:type="page"/>
@@ -1791,6 +1957,317 @@
         <w:t xml:space="preserve"/>
       </w:r>
     </w:p>
+    <w:tbl>
+      <w:tblPr>
+        <w:tblW w:type="dxa" w:w="9350"/>
+        <w:tblBorders>
+          <w:top w:val="single" w:color="D6DCDA" w:sz="2"/>
+          <w:left w:val="single" w:color="8A5A2B" w:sz="18"/>
+          <w:bottom w:val="single" w:color="D6DCDA" w:sz="2"/>
+          <w:right w:val="single" w:color="D6DCDA" w:sz="2"/>
+          <w:insideH w:val="none" w:color="FFFFFF" w:sz="0"/>
+          <w:insideV w:val="none" w:color="FFFFFF" w:sz="0"/>
+        </w:tblBorders>
+      </w:tblPr>
+      <w:tblGrid>
+        <w:gridCol w:w="9350"/>
+      </w:tblGrid>
+      <w:tr>
+        <w:tc>
+          <w:tcPr>
+            <w:tcW w:type="dxa" w:w="9350"/>
+            <w:shd w:fill="F7F1E8" w:val="clear"/>
+            <w:tcMar>
+              <w:top w:type="dxa" w:w="140"/>
+              <w:left w:type="dxa" w:w="200"/>
+              <w:bottom w:type="dxa" w:w="140"/>
+              <w:right w:type="dxa" w:w="200"/>
+            </w:tcMar>
+          </w:tcPr>
+          <w:p>
+            <w:pPr>
+              <w:spacing w:after="60" w:line="300"/>
+            </w:pPr>
+            <w:r>
+              <w:rPr>
+                <w:rFonts w:ascii="Cambria" w:cs="Cambria" w:eastAsia="Cambria" w:hAnsi="Cambria"/>
+                <w:b/>
+                <w:bCs/>
+                <w:color w:val="16212A"/>
+                <w:sz w:val="22"/>
+                <w:szCs w:val="22"/>
+              </w:rPr>
+              <w:t xml:space="preserve">O hino da aula</w:t>
+            </w:r>
+          </w:p>
+          <w:p>
+            <w:pPr>
+              <w:spacing w:after="140" w:line="300"/>
+            </w:pPr>
+            <w:r>
+              <w:rPr>
+                <w:rFonts w:ascii="Calibri" w:cs="Calibri" w:eastAsia="Calibri" w:hAnsi="Calibri"/>
+                <w:i/>
+                <w:iCs/>
+                <w:color w:val="5C6B75"/>
+                <w:sz w:val="19"/>
+                <w:szCs w:val="19"/>
+              </w:rPr>
+              <w:t xml:space="preserve">Hinos 3, 31 e 22 — hinos em tonalidades de sustenidos, uma armadura de cada.</w:t>
+            </w:r>
+          </w:p>
+          <w:p>
+            <w:pPr>
+              <w:spacing w:after="40" w:line="300"/>
+            </w:pPr>
+            <w:r>
+              <w:rPr>
+                <w:rFonts w:ascii="Calibri" w:cs="Calibri" w:eastAsia="Calibri" w:hAnsi="Calibri"/>
+                <w:b/>
+                <w:bCs/>
+                <w:color w:val="16212A"/>
+                <w:sz w:val="19"/>
+                <w:szCs w:val="19"/>
+              </w:rPr>
+              <w:t xml:space="preserve">Hino 3 — Sol maior</w:t>
+            </w:r>
+          </w:p>
+          <w:p>
+            <w:pPr>
+              <w:spacing w:after="30" w:line="280"/>
+              <w:ind w:left="200"/>
+            </w:pPr>
+            <w:r>
+              <w:rPr>
+                <w:rFonts w:ascii="Calibri" w:cs="Calibri" w:eastAsia="Calibri" w:hAnsi="Calibri"/>
+                <w:color w:val="16212A"/>
+                <w:sz w:val="19"/>
+                <w:szCs w:val="19"/>
+              </w:rPr>
+              <w:t xml:space="preserve">· O hino 3 está em Sol maior. Quais sustenidos há na armadura, em ordem?</w:t>
+            </w:r>
+          </w:p>
+          <w:p>
+            <w:pPr>
+              <w:pBdr>
+                <w:bottom w:val="dotted" w:color="AFBAC0" w:sz="6" w:space="2"/>
+              </w:pBdr>
+              <w:spacing w:after="0" w:before="200"/>
+              <w:ind w:left="340"/>
+            </w:pPr>
+            <w:r>
+              <w:rPr>
+                <w:sz w:val="20"/>
+                <w:szCs w:val="20"/>
+              </w:rPr>
+              <w:t xml:space="preserve"/>
+            </w:r>
+          </w:p>
+          <w:p>
+            <w:pPr>
+              <w:spacing w:after="30" w:line="280"/>
+              <w:ind w:left="200"/>
+            </w:pPr>
+            <w:r>
+              <w:rPr>
+                <w:rFonts w:ascii="Calibri" w:cs="Calibri" w:eastAsia="Calibri" w:hAnsi="Calibri"/>
+                <w:color w:val="16212A"/>
+                <w:sz w:val="19"/>
+                <w:szCs w:val="19"/>
+              </w:rPr>
+              <w:t xml:space="preserve">· Toque a escala de Sol maior antes de tocar o hino 3.</w:t>
+            </w:r>
+          </w:p>
+          <w:p>
+            <w:pPr>
+              <w:pBdr>
+                <w:bottom w:val="dotted" w:color="AFBAC0" w:sz="6" w:space="2"/>
+              </w:pBdr>
+              <w:spacing w:after="0" w:before="200"/>
+              <w:ind w:left="340"/>
+            </w:pPr>
+            <w:r>
+              <w:rPr>
+                <w:sz w:val="20"/>
+                <w:szCs w:val="20"/>
+              </w:rPr>
+              <w:t xml:space="preserve"/>
+            </w:r>
+          </w:p>
+          <w:p>
+            <w:pPr>
+              <w:spacing w:after="90"/>
+            </w:pPr>
+          </w:p>
+          <w:p>
+            <w:pPr>
+              <w:spacing w:after="40" w:line="300"/>
+            </w:pPr>
+            <w:r>
+              <w:rPr>
+                <w:rFonts w:ascii="Calibri" w:cs="Calibri" w:eastAsia="Calibri" w:hAnsi="Calibri"/>
+                <w:b/>
+                <w:bCs/>
+                <w:color w:val="16212A"/>
+                <w:sz w:val="19"/>
+                <w:szCs w:val="19"/>
+              </w:rPr>
+              <w:t xml:space="preserve">Hino 31 — Ré maior · ♩ = 60-76</w:t>
+            </w:r>
+          </w:p>
+          <w:p>
+            <w:pPr>
+              <w:spacing w:after="30" w:line="280"/>
+              <w:ind w:left="200"/>
+            </w:pPr>
+            <w:r>
+              <w:rPr>
+                <w:rFonts w:ascii="Calibri" w:cs="Calibri" w:eastAsia="Calibri" w:hAnsi="Calibri"/>
+                <w:color w:val="16212A"/>
+                <w:sz w:val="19"/>
+                <w:szCs w:val="19"/>
+              </w:rPr>
+              <w:t xml:space="preserve">· O hino 31 está em Ré maior. Quais sustenidos há na armadura, em ordem?</w:t>
+            </w:r>
+          </w:p>
+          <w:p>
+            <w:pPr>
+              <w:pBdr>
+                <w:bottom w:val="dotted" w:color="AFBAC0" w:sz="6" w:space="2"/>
+              </w:pBdr>
+              <w:spacing w:after="0" w:before="200"/>
+              <w:ind w:left="340"/>
+            </w:pPr>
+            <w:r>
+              <w:rPr>
+                <w:sz w:val="20"/>
+                <w:szCs w:val="20"/>
+              </w:rPr>
+              <w:t xml:space="preserve"/>
+            </w:r>
+          </w:p>
+          <w:p>
+            <w:pPr>
+              <w:spacing w:after="30" w:line="280"/>
+              <w:ind w:left="200"/>
+            </w:pPr>
+            <w:r>
+              <w:rPr>
+                <w:rFonts w:ascii="Calibri" w:cs="Calibri" w:eastAsia="Calibri" w:hAnsi="Calibri"/>
+                <w:color w:val="16212A"/>
+                <w:sz w:val="19"/>
+                <w:szCs w:val="19"/>
+              </w:rPr>
+              <w:t xml:space="preserve">· Toque a escala de Ré maior antes de tocar o hino 31.</w:t>
+            </w:r>
+          </w:p>
+          <w:p>
+            <w:pPr>
+              <w:pBdr>
+                <w:bottom w:val="dotted" w:color="AFBAC0" w:sz="6" w:space="2"/>
+              </w:pBdr>
+              <w:spacing w:after="0" w:before="200"/>
+              <w:ind w:left="340"/>
+            </w:pPr>
+            <w:r>
+              <w:rPr>
+                <w:sz w:val="20"/>
+                <w:szCs w:val="20"/>
+              </w:rPr>
+              <w:t xml:space="preserve"/>
+            </w:r>
+          </w:p>
+          <w:p>
+            <w:pPr>
+              <w:spacing w:after="90"/>
+            </w:pPr>
+          </w:p>
+          <w:p>
+            <w:pPr>
+              <w:spacing w:after="40" w:line="300"/>
+            </w:pPr>
+            <w:r>
+              <w:rPr>
+                <w:rFonts w:ascii="Calibri" w:cs="Calibri" w:eastAsia="Calibri" w:hAnsi="Calibri"/>
+                <w:b/>
+                <w:bCs/>
+                <w:color w:val="16212A"/>
+                <w:sz w:val="19"/>
+                <w:szCs w:val="19"/>
+              </w:rPr>
+              <w:t xml:space="preserve">Hino 22 — Lá maior · em 6 · ♩ = 104-132</w:t>
+            </w:r>
+          </w:p>
+          <w:p>
+            <w:pPr>
+              <w:spacing w:after="30" w:line="280"/>
+              <w:ind w:left="200"/>
+            </w:pPr>
+            <w:r>
+              <w:rPr>
+                <w:rFonts w:ascii="Calibri" w:cs="Calibri" w:eastAsia="Calibri" w:hAnsi="Calibri"/>
+                <w:color w:val="16212A"/>
+                <w:sz w:val="19"/>
+                <w:szCs w:val="19"/>
+              </w:rPr>
+              <w:t xml:space="preserve">· O hino 22 está em Lá maior. Quais sustenidos há na armadura, em ordem?</w:t>
+            </w:r>
+          </w:p>
+          <w:p>
+            <w:pPr>
+              <w:pBdr>
+                <w:bottom w:val="dotted" w:color="AFBAC0" w:sz="6" w:space="2"/>
+              </w:pBdr>
+              <w:spacing w:after="0" w:before="200"/>
+              <w:ind w:left="340"/>
+            </w:pPr>
+            <w:r>
+              <w:rPr>
+                <w:sz w:val="20"/>
+                <w:szCs w:val="20"/>
+              </w:rPr>
+              <w:t xml:space="preserve"/>
+            </w:r>
+          </w:p>
+          <w:p>
+            <w:pPr>
+              <w:spacing w:after="30" w:line="280"/>
+              <w:ind w:left="200"/>
+            </w:pPr>
+            <w:r>
+              <w:rPr>
+                <w:rFonts w:ascii="Calibri" w:cs="Calibri" w:eastAsia="Calibri" w:hAnsi="Calibri"/>
+                <w:color w:val="16212A"/>
+                <w:sz w:val="19"/>
+                <w:szCs w:val="19"/>
+              </w:rPr>
+              <w:t xml:space="preserve">· Toque a escala de Lá maior antes de tocar o hino 22.</w:t>
+            </w:r>
+          </w:p>
+          <w:p>
+            <w:pPr>
+              <w:pBdr>
+                <w:bottom w:val="dotted" w:color="AFBAC0" w:sz="6" w:space="2"/>
+              </w:pBdr>
+              <w:spacing w:after="0" w:before="200"/>
+              <w:ind w:left="340"/>
+            </w:pPr>
+            <w:r>
+              <w:rPr>
+                <w:sz w:val="20"/>
+                <w:szCs w:val="20"/>
+              </w:rPr>
+              <w:t xml:space="preserve"/>
+            </w:r>
+          </w:p>
+          <w:p>
+            <w:pPr>
+              <w:spacing w:after="90"/>
+            </w:pPr>
+          </w:p>
+        </w:tc>
+      </w:tr>
+    </w:tbl>
     <w:p>
       <w:r>
         <w:br w:type="page"/>
@@ -2281,6 +2758,317 @@
         <w:t xml:space="preserve"/>
       </w:r>
     </w:p>
+    <w:tbl>
+      <w:tblPr>
+        <w:tblW w:type="dxa" w:w="9350"/>
+        <w:tblBorders>
+          <w:top w:val="single" w:color="D6DCDA" w:sz="2"/>
+          <w:left w:val="single" w:color="8A5A2B" w:sz="18"/>
+          <w:bottom w:val="single" w:color="D6DCDA" w:sz="2"/>
+          <w:right w:val="single" w:color="D6DCDA" w:sz="2"/>
+          <w:insideH w:val="none" w:color="FFFFFF" w:sz="0"/>
+          <w:insideV w:val="none" w:color="FFFFFF" w:sz="0"/>
+        </w:tblBorders>
+      </w:tblPr>
+      <w:tblGrid>
+        <w:gridCol w:w="9350"/>
+      </w:tblGrid>
+      <w:tr>
+        <w:tc>
+          <w:tcPr>
+            <w:tcW w:type="dxa" w:w="9350"/>
+            <w:shd w:fill="F7F1E8" w:val="clear"/>
+            <w:tcMar>
+              <w:top w:type="dxa" w:w="140"/>
+              <w:left w:type="dxa" w:w="200"/>
+              <w:bottom w:type="dxa" w:w="140"/>
+              <w:right w:type="dxa" w:w="200"/>
+            </w:tcMar>
+          </w:tcPr>
+          <w:p>
+            <w:pPr>
+              <w:spacing w:after="60" w:line="300"/>
+            </w:pPr>
+            <w:r>
+              <w:rPr>
+                <w:rFonts w:ascii="Cambria" w:cs="Cambria" w:eastAsia="Cambria" w:hAnsi="Cambria"/>
+                <w:b/>
+                <w:bCs/>
+                <w:color w:val="16212A"/>
+                <w:sz w:val="22"/>
+                <w:szCs w:val="22"/>
+              </w:rPr>
+              <w:t xml:space="preserve">O hino da aula</w:t>
+            </w:r>
+          </w:p>
+          <w:p>
+            <w:pPr>
+              <w:spacing w:after="140" w:line="300"/>
+            </w:pPr>
+            <w:r>
+              <w:rPr>
+                <w:rFonts w:ascii="Calibri" w:cs="Calibri" w:eastAsia="Calibri" w:hAnsi="Calibri"/>
+                <w:i/>
+                <w:iCs/>
+                <w:color w:val="5C6B75"/>
+                <w:sz w:val="19"/>
+                <w:szCs w:val="19"/>
+              </w:rPr>
+              <w:t xml:space="preserve">Hinos 42, 8 e 4 — hinos em tonalidades de bemóis, uma armadura de cada.</w:t>
+            </w:r>
+          </w:p>
+          <w:p>
+            <w:pPr>
+              <w:spacing w:after="40" w:line="300"/>
+            </w:pPr>
+            <w:r>
+              <w:rPr>
+                <w:rFonts w:ascii="Calibri" w:cs="Calibri" w:eastAsia="Calibri" w:hAnsi="Calibri"/>
+                <w:b/>
+                <w:bCs/>
+                <w:color w:val="16212A"/>
+                <w:sz w:val="19"/>
+                <w:szCs w:val="19"/>
+              </w:rPr>
+              <w:t xml:space="preserve">Hino 42 — Fá maior · em 4 · ♩ = 50-60</w:t>
+            </w:r>
+          </w:p>
+          <w:p>
+            <w:pPr>
+              <w:spacing w:after="30" w:line="280"/>
+              <w:ind w:left="200"/>
+            </w:pPr>
+            <w:r>
+              <w:rPr>
+                <w:rFonts w:ascii="Calibri" w:cs="Calibri" w:eastAsia="Calibri" w:hAnsi="Calibri"/>
+                <w:color w:val="16212A"/>
+                <w:sz w:val="19"/>
+                <w:szCs w:val="19"/>
+              </w:rPr>
+              <w:t xml:space="preserve">· O hino 42 está em Fá maior. Quais bemóis há na armadura, em ordem?</w:t>
+            </w:r>
+          </w:p>
+          <w:p>
+            <w:pPr>
+              <w:pBdr>
+                <w:bottom w:val="dotted" w:color="AFBAC0" w:sz="6" w:space="2"/>
+              </w:pBdr>
+              <w:spacing w:after="0" w:before="200"/>
+              <w:ind w:left="340"/>
+            </w:pPr>
+            <w:r>
+              <w:rPr>
+                <w:sz w:val="20"/>
+                <w:szCs w:val="20"/>
+              </w:rPr>
+              <w:t xml:space="preserve"/>
+            </w:r>
+          </w:p>
+          <w:p>
+            <w:pPr>
+              <w:spacing w:after="30" w:line="280"/>
+              <w:ind w:left="200"/>
+            </w:pPr>
+            <w:r>
+              <w:rPr>
+                <w:rFonts w:ascii="Calibri" w:cs="Calibri" w:eastAsia="Calibri" w:hAnsi="Calibri"/>
+                <w:color w:val="16212A"/>
+                <w:sz w:val="19"/>
+                <w:szCs w:val="19"/>
+              </w:rPr>
+              <w:t xml:space="preserve">· Pela regra do penúltimo bemol, confira: a armadura do hino 42 leva a que tonalidade?</w:t>
+            </w:r>
+          </w:p>
+          <w:p>
+            <w:pPr>
+              <w:pBdr>
+                <w:bottom w:val="dotted" w:color="AFBAC0" w:sz="6" w:space="2"/>
+              </w:pBdr>
+              <w:spacing w:after="0" w:before="200"/>
+              <w:ind w:left="340"/>
+            </w:pPr>
+            <w:r>
+              <w:rPr>
+                <w:sz w:val="20"/>
+                <w:szCs w:val="20"/>
+              </w:rPr>
+              <w:t xml:space="preserve"/>
+            </w:r>
+          </w:p>
+          <w:p>
+            <w:pPr>
+              <w:spacing w:after="90"/>
+            </w:pPr>
+          </w:p>
+          <w:p>
+            <w:pPr>
+              <w:spacing w:after="40" w:line="300"/>
+            </w:pPr>
+            <w:r>
+              <w:rPr>
+                <w:rFonts w:ascii="Calibri" w:cs="Calibri" w:eastAsia="Calibri" w:hAnsi="Calibri"/>
+                <w:b/>
+                <w:bCs/>
+                <w:color w:val="16212A"/>
+                <w:sz w:val="19"/>
+                <w:szCs w:val="19"/>
+              </w:rPr>
+              <w:t xml:space="preserve">Hino 8 — Si♭ maior · em 2</w:t>
+            </w:r>
+          </w:p>
+          <w:p>
+            <w:pPr>
+              <w:spacing w:after="30" w:line="280"/>
+              <w:ind w:left="200"/>
+            </w:pPr>
+            <w:r>
+              <w:rPr>
+                <w:rFonts w:ascii="Calibri" w:cs="Calibri" w:eastAsia="Calibri" w:hAnsi="Calibri"/>
+                <w:color w:val="16212A"/>
+                <w:sz w:val="19"/>
+                <w:szCs w:val="19"/>
+              </w:rPr>
+              <w:t xml:space="preserve">· O hino 8 está em Si♭ maior. Quais bemóis há na armadura, em ordem?</w:t>
+            </w:r>
+          </w:p>
+          <w:p>
+            <w:pPr>
+              <w:pBdr>
+                <w:bottom w:val="dotted" w:color="AFBAC0" w:sz="6" w:space="2"/>
+              </w:pBdr>
+              <w:spacing w:after="0" w:before="200"/>
+              <w:ind w:left="340"/>
+            </w:pPr>
+            <w:r>
+              <w:rPr>
+                <w:sz w:val="20"/>
+                <w:szCs w:val="20"/>
+              </w:rPr>
+              <w:t xml:space="preserve"/>
+            </w:r>
+          </w:p>
+          <w:p>
+            <w:pPr>
+              <w:spacing w:after="30" w:line="280"/>
+              <w:ind w:left="200"/>
+            </w:pPr>
+            <w:r>
+              <w:rPr>
+                <w:rFonts w:ascii="Calibri" w:cs="Calibri" w:eastAsia="Calibri" w:hAnsi="Calibri"/>
+                <w:color w:val="16212A"/>
+                <w:sz w:val="19"/>
+                <w:szCs w:val="19"/>
+              </w:rPr>
+              <w:t xml:space="preserve">· Pela regra do penúltimo bemol, confira: a armadura do hino 8 leva a que tonalidade?</w:t>
+            </w:r>
+          </w:p>
+          <w:p>
+            <w:pPr>
+              <w:pBdr>
+                <w:bottom w:val="dotted" w:color="AFBAC0" w:sz="6" w:space="2"/>
+              </w:pBdr>
+              <w:spacing w:after="0" w:before="200"/>
+              <w:ind w:left="340"/>
+            </w:pPr>
+            <w:r>
+              <w:rPr>
+                <w:sz w:val="20"/>
+                <w:szCs w:val="20"/>
+              </w:rPr>
+              <w:t xml:space="preserve"/>
+            </w:r>
+          </w:p>
+          <w:p>
+            <w:pPr>
+              <w:spacing w:after="90"/>
+            </w:pPr>
+          </w:p>
+          <w:p>
+            <w:pPr>
+              <w:spacing w:after="40" w:line="300"/>
+            </w:pPr>
+            <w:r>
+              <w:rPr>
+                <w:rFonts w:ascii="Calibri" w:cs="Calibri" w:eastAsia="Calibri" w:hAnsi="Calibri"/>
+                <w:b/>
+                <w:bCs/>
+                <w:color w:val="16212A"/>
+                <w:sz w:val="19"/>
+                <w:szCs w:val="19"/>
+              </w:rPr>
+              <w:t xml:space="preserve">Hino 4 — Lá♭ maior · em 2 · ♩ = 112-138</w:t>
+            </w:r>
+          </w:p>
+          <w:p>
+            <w:pPr>
+              <w:spacing w:after="30" w:line="280"/>
+              <w:ind w:left="200"/>
+            </w:pPr>
+            <w:r>
+              <w:rPr>
+                <w:rFonts w:ascii="Calibri" w:cs="Calibri" w:eastAsia="Calibri" w:hAnsi="Calibri"/>
+                <w:color w:val="16212A"/>
+                <w:sz w:val="19"/>
+                <w:szCs w:val="19"/>
+              </w:rPr>
+              <w:t xml:space="preserve">· O hino 4 está em Lá♭ maior. Quais bemóis há na armadura, em ordem?</w:t>
+            </w:r>
+          </w:p>
+          <w:p>
+            <w:pPr>
+              <w:pBdr>
+                <w:bottom w:val="dotted" w:color="AFBAC0" w:sz="6" w:space="2"/>
+              </w:pBdr>
+              <w:spacing w:after="0" w:before="200"/>
+              <w:ind w:left="340"/>
+            </w:pPr>
+            <w:r>
+              <w:rPr>
+                <w:sz w:val="20"/>
+                <w:szCs w:val="20"/>
+              </w:rPr>
+              <w:t xml:space="preserve"/>
+            </w:r>
+          </w:p>
+          <w:p>
+            <w:pPr>
+              <w:spacing w:after="30" w:line="280"/>
+              <w:ind w:left="200"/>
+            </w:pPr>
+            <w:r>
+              <w:rPr>
+                <w:rFonts w:ascii="Calibri" w:cs="Calibri" w:eastAsia="Calibri" w:hAnsi="Calibri"/>
+                <w:color w:val="16212A"/>
+                <w:sz w:val="19"/>
+                <w:szCs w:val="19"/>
+              </w:rPr>
+              <w:t xml:space="preserve">· Pela regra do penúltimo bemol, confira: a armadura do hino 4 leva a que tonalidade?</w:t>
+            </w:r>
+          </w:p>
+          <w:p>
+            <w:pPr>
+              <w:pBdr>
+                <w:bottom w:val="dotted" w:color="AFBAC0" w:sz="6" w:space="2"/>
+              </w:pBdr>
+              <w:spacing w:after="0" w:before="200"/>
+              <w:ind w:left="340"/>
+            </w:pPr>
+            <w:r>
+              <w:rPr>
+                <w:sz w:val="20"/>
+                <w:szCs w:val="20"/>
+              </w:rPr>
+              <w:t xml:space="preserve"/>
+            </w:r>
+          </w:p>
+          <w:p>
+            <w:pPr>
+              <w:spacing w:after="90"/>
+            </w:pPr>
+          </w:p>
+        </w:tc>
+      </w:tr>
+    </w:tbl>
     <w:p>
       <w:r>
         <w:br w:type="page"/>
@@ -2756,6 +3544,224 @@
         <w:t xml:space="preserve"/>
       </w:r>
     </w:p>
+    <w:tbl>
+      <w:tblPr>
+        <w:tblW w:type="dxa" w:w="9350"/>
+        <w:tblBorders>
+          <w:top w:val="single" w:color="D6DCDA" w:sz="2"/>
+          <w:left w:val="single" w:color="8A5A2B" w:sz="18"/>
+          <w:bottom w:val="single" w:color="D6DCDA" w:sz="2"/>
+          <w:right w:val="single" w:color="D6DCDA" w:sz="2"/>
+          <w:insideH w:val="none" w:color="FFFFFF" w:sz="0"/>
+          <w:insideV w:val="none" w:color="FFFFFF" w:sz="0"/>
+        </w:tblBorders>
+      </w:tblPr>
+      <w:tblGrid>
+        <w:gridCol w:w="9350"/>
+      </w:tblGrid>
+      <w:tr>
+        <w:tc>
+          <w:tcPr>
+            <w:tcW w:type="dxa" w:w="9350"/>
+            <w:shd w:fill="F7F1E8" w:val="clear"/>
+            <w:tcMar>
+              <w:top w:type="dxa" w:w="140"/>
+              <w:left w:type="dxa" w:w="200"/>
+              <w:bottom w:type="dxa" w:w="140"/>
+              <w:right w:type="dxa" w:w="200"/>
+            </w:tcMar>
+          </w:tcPr>
+          <w:p>
+            <w:pPr>
+              <w:spacing w:after="60" w:line="300"/>
+            </w:pPr>
+            <w:r>
+              <w:rPr>
+                <w:rFonts w:ascii="Cambria" w:cs="Cambria" w:eastAsia="Cambria" w:hAnsi="Cambria"/>
+                <w:b/>
+                <w:bCs/>
+                <w:color w:val="16212A"/>
+                <w:sz w:val="22"/>
+                <w:szCs w:val="22"/>
+              </w:rPr>
+              <w:t xml:space="preserve">O hino da aula</w:t>
+            </w:r>
+          </w:p>
+          <w:p>
+            <w:pPr>
+              <w:spacing w:after="140" w:line="300"/>
+            </w:pPr>
+            <w:r>
+              <w:rPr>
+                <w:rFonts w:ascii="Calibri" w:cs="Calibri" w:eastAsia="Calibri" w:hAnsi="Calibri"/>
+                <w:i/>
+                <w:iCs/>
+                <w:color w:val="5C6B75"/>
+                <w:sz w:val="19"/>
+                <w:szCs w:val="19"/>
+              </w:rPr>
+              <w:t xml:space="preserve">Hinos 6, 3 e 8 — quatro armaduras diferentes lado a lado, para treinar o reconhecimento.</w:t>
+            </w:r>
+          </w:p>
+          <w:p>
+            <w:pPr>
+              <w:spacing w:after="40" w:line="300"/>
+            </w:pPr>
+            <w:r>
+              <w:rPr>
+                <w:rFonts w:ascii="Calibri" w:cs="Calibri" w:eastAsia="Calibri" w:hAnsi="Calibri"/>
+                <w:b/>
+                <w:bCs/>
+                <w:color w:val="16212A"/>
+                <w:sz w:val="19"/>
+                <w:szCs w:val="19"/>
+              </w:rPr>
+              <w:t xml:space="preserve">Hino 6 — Dó maior</w:t>
+            </w:r>
+          </w:p>
+          <w:p>
+            <w:pPr>
+              <w:spacing w:after="30" w:line="280"/>
+              <w:ind w:left="200"/>
+            </w:pPr>
+            <w:r>
+              <w:rPr>
+                <w:rFonts w:ascii="Calibri" w:cs="Calibri" w:eastAsia="Calibri" w:hAnsi="Calibri"/>
+                <w:color w:val="16212A"/>
+                <w:sz w:val="19"/>
+                <w:szCs w:val="19"/>
+              </w:rPr>
+              <w:t xml:space="preserve">· Sem contar nota por nota: que tonalidade indica a armadura do hino 6?</w:t>
+            </w:r>
+          </w:p>
+          <w:p>
+            <w:pPr>
+              <w:pBdr>
+                <w:bottom w:val="dotted" w:color="AFBAC0" w:sz="6" w:space="2"/>
+              </w:pBdr>
+              <w:spacing w:after="0" w:before="200"/>
+              <w:ind w:left="340"/>
+            </w:pPr>
+            <w:r>
+              <w:rPr>
+                <w:sz w:val="20"/>
+                <w:szCs w:val="20"/>
+              </w:rPr>
+              <w:t xml:space="preserve"/>
+            </w:r>
+          </w:p>
+          <w:p>
+            <w:pPr>
+              <w:spacing w:after="90"/>
+            </w:pPr>
+          </w:p>
+          <w:p>
+            <w:pPr>
+              <w:spacing w:after="40" w:line="300"/>
+            </w:pPr>
+            <w:r>
+              <w:rPr>
+                <w:rFonts w:ascii="Calibri" w:cs="Calibri" w:eastAsia="Calibri" w:hAnsi="Calibri"/>
+                <w:b/>
+                <w:bCs/>
+                <w:color w:val="16212A"/>
+                <w:sz w:val="19"/>
+                <w:szCs w:val="19"/>
+              </w:rPr>
+              <w:t xml:space="preserve">Hino 3 — Sol maior</w:t>
+            </w:r>
+          </w:p>
+          <w:p>
+            <w:pPr>
+              <w:spacing w:after="30" w:line="280"/>
+              <w:ind w:left="200"/>
+            </w:pPr>
+            <w:r>
+              <w:rPr>
+                <w:rFonts w:ascii="Calibri" w:cs="Calibri" w:eastAsia="Calibri" w:hAnsi="Calibri"/>
+                <w:color w:val="16212A"/>
+                <w:sz w:val="19"/>
+                <w:szCs w:val="19"/>
+              </w:rPr>
+              <w:t xml:space="preserve">· Sem contar nota por nota: que tonalidade indica a armadura do hino 3?</w:t>
+            </w:r>
+          </w:p>
+          <w:p>
+            <w:pPr>
+              <w:pBdr>
+                <w:bottom w:val="dotted" w:color="AFBAC0" w:sz="6" w:space="2"/>
+              </w:pBdr>
+              <w:spacing w:after="0" w:before="200"/>
+              <w:ind w:left="340"/>
+            </w:pPr>
+            <w:r>
+              <w:rPr>
+                <w:sz w:val="20"/>
+                <w:szCs w:val="20"/>
+              </w:rPr>
+              <w:t xml:space="preserve"/>
+            </w:r>
+          </w:p>
+          <w:p>
+            <w:pPr>
+              <w:spacing w:after="90"/>
+            </w:pPr>
+          </w:p>
+          <w:p>
+            <w:pPr>
+              <w:spacing w:after="40" w:line="300"/>
+            </w:pPr>
+            <w:r>
+              <w:rPr>
+                <w:rFonts w:ascii="Calibri" w:cs="Calibri" w:eastAsia="Calibri" w:hAnsi="Calibri"/>
+                <w:b/>
+                <w:bCs/>
+                <w:color w:val="16212A"/>
+                <w:sz w:val="19"/>
+                <w:szCs w:val="19"/>
+              </w:rPr>
+              <w:t xml:space="preserve">Hino 8 — Si♭ maior · em 2</w:t>
+            </w:r>
+          </w:p>
+          <w:p>
+            <w:pPr>
+              <w:spacing w:after="30" w:line="280"/>
+              <w:ind w:left="200"/>
+            </w:pPr>
+            <w:r>
+              <w:rPr>
+                <w:rFonts w:ascii="Calibri" w:cs="Calibri" w:eastAsia="Calibri" w:hAnsi="Calibri"/>
+                <w:color w:val="16212A"/>
+                <w:sz w:val="19"/>
+                <w:szCs w:val="19"/>
+              </w:rPr>
+              <w:t xml:space="preserve">· Sem contar nota por nota: que tonalidade indica a armadura do hino 8?</w:t>
+            </w:r>
+          </w:p>
+          <w:p>
+            <w:pPr>
+              <w:pBdr>
+                <w:bottom w:val="dotted" w:color="AFBAC0" w:sz="6" w:space="2"/>
+              </w:pBdr>
+              <w:spacing w:after="0" w:before="200"/>
+              <w:ind w:left="340"/>
+            </w:pPr>
+            <w:r>
+              <w:rPr>
+                <w:sz w:val="20"/>
+                <w:szCs w:val="20"/>
+              </w:rPr>
+              <w:t xml:space="preserve"/>
+            </w:r>
+          </w:p>
+          <w:p>
+            <w:pPr>
+              <w:spacing w:after="90"/>
+            </w:pPr>
+          </w:p>
+        </w:tc>
+      </w:tr>
+    </w:tbl>
     <w:p>
       <w:r>
         <w:br w:type="page"/>
@@ -3230,6 +4236,172 @@
         <w:t xml:space="preserve">Apresentado ao instrutor em ____ / ____ / ______        Visto: ______________</w:t>
       </w:r>
     </w:p>
+    <w:tbl>
+      <w:tblPr>
+        <w:tblW w:type="dxa" w:w="9350"/>
+        <w:tblBorders>
+          <w:top w:val="single" w:color="D6DCDA" w:sz="2"/>
+          <w:left w:val="single" w:color="8A5A2B" w:sz="18"/>
+          <w:bottom w:val="single" w:color="D6DCDA" w:sz="2"/>
+          <w:right w:val="single" w:color="D6DCDA" w:sz="2"/>
+          <w:insideH w:val="none" w:color="FFFFFF" w:sz="0"/>
+          <w:insideV w:val="none" w:color="FFFFFF" w:sz="0"/>
+        </w:tblBorders>
+      </w:tblPr>
+      <w:tblGrid>
+        <w:gridCol w:w="9350"/>
+      </w:tblGrid>
+      <w:tr>
+        <w:tc>
+          <w:tcPr>
+            <w:tcW w:type="dxa" w:w="9350"/>
+            <w:shd w:fill="F7F1E8" w:val="clear"/>
+            <w:tcMar>
+              <w:top w:type="dxa" w:w="140"/>
+              <w:left w:type="dxa" w:w="200"/>
+              <w:bottom w:type="dxa" w:w="140"/>
+              <w:right w:type="dxa" w:w="200"/>
+            </w:tcMar>
+          </w:tcPr>
+          <w:p>
+            <w:pPr>
+              <w:spacing w:after="60" w:line="300"/>
+            </w:pPr>
+            <w:r>
+              <w:rPr>
+                <w:rFonts w:ascii="Cambria" w:cs="Cambria" w:eastAsia="Cambria" w:hAnsi="Cambria"/>
+                <w:b/>
+                <w:bCs/>
+                <w:color w:val="16212A"/>
+                <w:sz w:val="22"/>
+                <w:szCs w:val="22"/>
+              </w:rPr>
+              <w:t xml:space="preserve">O hino da aula</w:t>
+            </w:r>
+          </w:p>
+          <w:p>
+            <w:pPr>
+              <w:spacing w:after="140" w:line="300"/>
+            </w:pPr>
+            <w:r>
+              <w:rPr>
+                <w:rFonts w:ascii="Calibri" w:cs="Calibri" w:eastAsia="Calibri" w:hAnsi="Calibri"/>
+                <w:i/>
+                <w:iCs/>
+                <w:color w:val="5C6B75"/>
+                <w:sz w:val="19"/>
+                <w:szCs w:val="19"/>
+              </w:rPr>
+              <w:t xml:space="preserve">Hinos 342 e 427 — os hinos do hinário marcados em 9.</w:t>
+            </w:r>
+          </w:p>
+          <w:p>
+            <w:pPr>
+              <w:spacing w:after="40" w:line="300"/>
+            </w:pPr>
+            <w:r>
+              <w:rPr>
+                <w:rFonts w:ascii="Calibri" w:cs="Calibri" w:eastAsia="Calibri" w:hAnsi="Calibri"/>
+                <w:b/>
+                <w:bCs/>
+                <w:color w:val="16212A"/>
+                <w:sz w:val="19"/>
+                <w:szCs w:val="19"/>
+              </w:rPr>
+              <w:t xml:space="preserve">Hino 342 — Dó maior · em 9 · ♩ = 88-112</w:t>
+            </w:r>
+          </w:p>
+          <w:p>
+            <w:pPr>
+              <w:spacing w:after="30" w:line="280"/>
+              <w:ind w:left="200"/>
+            </w:pPr>
+            <w:r>
+              <w:rPr>
+                <w:rFonts w:ascii="Calibri" w:cs="Calibri" w:eastAsia="Calibri" w:hAnsi="Calibri"/>
+                <w:color w:val="16212A"/>
+                <w:sz w:val="19"/>
+                <w:szCs w:val="19"/>
+              </w:rPr>
+              <w:t xml:space="preserve">· No hino 342, quantos tempos há no compasso e qual a unidade de tempo?</w:t>
+            </w:r>
+          </w:p>
+          <w:p>
+            <w:pPr>
+              <w:pBdr>
+                <w:bottom w:val="dotted" w:color="AFBAC0" w:sz="6" w:space="2"/>
+              </w:pBdr>
+              <w:spacing w:after="0" w:before="200"/>
+              <w:ind w:left="340"/>
+            </w:pPr>
+            <w:r>
+              <w:rPr>
+                <w:sz w:val="20"/>
+                <w:szCs w:val="20"/>
+              </w:rPr>
+              <w:t xml:space="preserve"/>
+            </w:r>
+          </w:p>
+          <w:p>
+            <w:pPr>
+              <w:spacing w:after="90"/>
+            </w:pPr>
+          </w:p>
+          <w:p>
+            <w:pPr>
+              <w:spacing w:after="40" w:line="300"/>
+            </w:pPr>
+            <w:r>
+              <w:rPr>
+                <w:rFonts w:ascii="Calibri" w:cs="Calibri" w:eastAsia="Calibri" w:hAnsi="Calibri"/>
+                <w:b/>
+                <w:bCs/>
+                <w:color w:val="16212A"/>
+                <w:sz w:val="19"/>
+                <w:szCs w:val="19"/>
+              </w:rPr>
+              <w:t xml:space="preserve">Hino 427 — Mi♭ maior · em 9</w:t>
+            </w:r>
+          </w:p>
+          <w:p>
+            <w:pPr>
+              <w:spacing w:after="30" w:line="280"/>
+              <w:ind w:left="200"/>
+            </w:pPr>
+            <w:r>
+              <w:rPr>
+                <w:rFonts w:ascii="Calibri" w:cs="Calibri" w:eastAsia="Calibri" w:hAnsi="Calibri"/>
+                <w:color w:val="16212A"/>
+                <w:sz w:val="19"/>
+                <w:szCs w:val="19"/>
+              </w:rPr>
+              <w:t xml:space="preserve">· No hino 427, quantos tempos há no compasso e qual a unidade de tempo?</w:t>
+            </w:r>
+          </w:p>
+          <w:p>
+            <w:pPr>
+              <w:pBdr>
+                <w:bottom w:val="dotted" w:color="AFBAC0" w:sz="6" w:space="2"/>
+              </w:pBdr>
+              <w:spacing w:after="0" w:before="200"/>
+              <w:ind w:left="340"/>
+            </w:pPr>
+            <w:r>
+              <w:rPr>
+                <w:sz w:val="20"/>
+                <w:szCs w:val="20"/>
+              </w:rPr>
+              <w:t xml:space="preserve"/>
+            </w:r>
+          </w:p>
+          <w:p>
+            <w:pPr>
+              <w:spacing w:after="90"/>
+            </w:pPr>
+          </w:p>
+        </w:tc>
+      </w:tr>
+    </w:tbl>
     <w:p>
       <w:r>
         <w:br w:type="page"/>
@@ -5453,6 +6625,317 @@
         <w:t xml:space="preserve"/>
       </w:r>
     </w:p>
+    <w:tbl>
+      <w:tblPr>
+        <w:tblW w:type="dxa" w:w="9350"/>
+        <w:tblBorders>
+          <w:top w:val="single" w:color="D6DCDA" w:sz="2"/>
+          <w:left w:val="single" w:color="8A5A2B" w:sz="18"/>
+          <w:bottom w:val="single" w:color="D6DCDA" w:sz="2"/>
+          <w:right w:val="single" w:color="D6DCDA" w:sz="2"/>
+          <w:insideH w:val="none" w:color="FFFFFF" w:sz="0"/>
+          <w:insideV w:val="none" w:color="FFFFFF" w:sz="0"/>
+        </w:tblBorders>
+      </w:tblPr>
+      <w:tblGrid>
+        <w:gridCol w:w="9350"/>
+      </w:tblGrid>
+      <w:tr>
+        <w:tc>
+          <w:tcPr>
+            <w:tcW w:type="dxa" w:w="9350"/>
+            <w:shd w:fill="F7F1E8" w:val="clear"/>
+            <w:tcMar>
+              <w:top w:type="dxa" w:w="140"/>
+              <w:left w:type="dxa" w:w="200"/>
+              <w:bottom w:type="dxa" w:w="140"/>
+              <w:right w:type="dxa" w:w="200"/>
+            </w:tcMar>
+          </w:tcPr>
+          <w:p>
+            <w:pPr>
+              <w:spacing w:after="60" w:line="300"/>
+            </w:pPr>
+            <w:r>
+              <w:rPr>
+                <w:rFonts w:ascii="Cambria" w:cs="Cambria" w:eastAsia="Cambria" w:hAnsi="Cambria"/>
+                <w:b/>
+                <w:bCs/>
+                <w:color w:val="16212A"/>
+                <w:sz w:val="22"/>
+                <w:szCs w:val="22"/>
+              </w:rPr>
+              <w:t xml:space="preserve">O hino da aula</w:t>
+            </w:r>
+          </w:p>
+          <w:p>
+            <w:pPr>
+              <w:spacing w:after="140" w:line="300"/>
+            </w:pPr>
+            <w:r>
+              <w:rPr>
+                <w:rFonts w:ascii="Calibri" w:cs="Calibri" w:eastAsia="Calibri" w:hAnsi="Calibri"/>
+                <w:i/>
+                <w:iCs/>
+                <w:color w:val="5C6B75"/>
+                <w:sz w:val="19"/>
+                <w:szCs w:val="19"/>
+              </w:rPr>
+              <w:t xml:space="preserve">Hinos 31, 42 e 1 — tonalidades distantes entre si, para exercitar tônica e relativa menor.</w:t>
+            </w:r>
+          </w:p>
+          <w:p>
+            <w:pPr>
+              <w:spacing w:after="40" w:line="300"/>
+            </w:pPr>
+            <w:r>
+              <w:rPr>
+                <w:rFonts w:ascii="Calibri" w:cs="Calibri" w:eastAsia="Calibri" w:hAnsi="Calibri"/>
+                <w:b/>
+                <w:bCs/>
+                <w:color w:val="16212A"/>
+                <w:sz w:val="19"/>
+                <w:szCs w:val="19"/>
+              </w:rPr>
+              <w:t xml:space="preserve">Hino 31 — Ré maior · ♩ = 60-76</w:t>
+            </w:r>
+          </w:p>
+          <w:p>
+            <w:pPr>
+              <w:spacing w:after="30" w:line="280"/>
+              <w:ind w:left="200"/>
+            </w:pPr>
+            <w:r>
+              <w:rPr>
+                <w:rFonts w:ascii="Calibri" w:cs="Calibri" w:eastAsia="Calibri" w:hAnsi="Calibri"/>
+                <w:color w:val="16212A"/>
+                <w:sz w:val="19"/>
+                <w:szCs w:val="19"/>
+              </w:rPr>
+              <w:t xml:space="preserve">· Qual a tonalidade do hino 31 e qual a sua relativa menor?</w:t>
+            </w:r>
+          </w:p>
+          <w:p>
+            <w:pPr>
+              <w:pBdr>
+                <w:bottom w:val="dotted" w:color="AFBAC0" w:sz="6" w:space="2"/>
+              </w:pBdr>
+              <w:spacing w:after="0" w:before="200"/>
+              <w:ind w:left="340"/>
+            </w:pPr>
+            <w:r>
+              <w:rPr>
+                <w:sz w:val="20"/>
+                <w:szCs w:val="20"/>
+              </w:rPr>
+              <w:t xml:space="preserve"/>
+            </w:r>
+          </w:p>
+          <w:p>
+            <w:pPr>
+              <w:spacing w:after="30" w:line="280"/>
+              <w:ind w:left="200"/>
+            </w:pPr>
+            <w:r>
+              <w:rPr>
+                <w:rFonts w:ascii="Calibri" w:cs="Calibri" w:eastAsia="Calibri" w:hAnsi="Calibri"/>
+                <w:color w:val="16212A"/>
+                <w:sz w:val="19"/>
+                <w:szCs w:val="19"/>
+              </w:rPr>
+              <w:t xml:space="preserve">· No hino 31, tonalidade escrita e tonalidade de execução são a mesma no seu instrumento?</w:t>
+            </w:r>
+          </w:p>
+          <w:p>
+            <w:pPr>
+              <w:pBdr>
+                <w:bottom w:val="dotted" w:color="AFBAC0" w:sz="6" w:space="2"/>
+              </w:pBdr>
+              <w:spacing w:after="0" w:before="200"/>
+              <w:ind w:left="340"/>
+            </w:pPr>
+            <w:r>
+              <w:rPr>
+                <w:sz w:val="20"/>
+                <w:szCs w:val="20"/>
+              </w:rPr>
+              <w:t xml:space="preserve"/>
+            </w:r>
+          </w:p>
+          <w:p>
+            <w:pPr>
+              <w:spacing w:after="90"/>
+            </w:pPr>
+          </w:p>
+          <w:p>
+            <w:pPr>
+              <w:spacing w:after="40" w:line="300"/>
+            </w:pPr>
+            <w:r>
+              <w:rPr>
+                <w:rFonts w:ascii="Calibri" w:cs="Calibri" w:eastAsia="Calibri" w:hAnsi="Calibri"/>
+                <w:b/>
+                <w:bCs/>
+                <w:color w:val="16212A"/>
+                <w:sz w:val="19"/>
+                <w:szCs w:val="19"/>
+              </w:rPr>
+              <w:t xml:space="preserve">Hino 42 — Fá maior · em 4 · ♩ = 50-60</w:t>
+            </w:r>
+          </w:p>
+          <w:p>
+            <w:pPr>
+              <w:spacing w:after="30" w:line="280"/>
+              <w:ind w:left="200"/>
+            </w:pPr>
+            <w:r>
+              <w:rPr>
+                <w:rFonts w:ascii="Calibri" w:cs="Calibri" w:eastAsia="Calibri" w:hAnsi="Calibri"/>
+                <w:color w:val="16212A"/>
+                <w:sz w:val="19"/>
+                <w:szCs w:val="19"/>
+              </w:rPr>
+              <w:t xml:space="preserve">· Qual a tonalidade do hino 42 e qual a sua relativa menor?</w:t>
+            </w:r>
+          </w:p>
+          <w:p>
+            <w:pPr>
+              <w:pBdr>
+                <w:bottom w:val="dotted" w:color="AFBAC0" w:sz="6" w:space="2"/>
+              </w:pBdr>
+              <w:spacing w:after="0" w:before="200"/>
+              <w:ind w:left="340"/>
+            </w:pPr>
+            <w:r>
+              <w:rPr>
+                <w:sz w:val="20"/>
+                <w:szCs w:val="20"/>
+              </w:rPr>
+              <w:t xml:space="preserve"/>
+            </w:r>
+          </w:p>
+          <w:p>
+            <w:pPr>
+              <w:spacing w:after="30" w:line="280"/>
+              <w:ind w:left="200"/>
+            </w:pPr>
+            <w:r>
+              <w:rPr>
+                <w:rFonts w:ascii="Calibri" w:cs="Calibri" w:eastAsia="Calibri" w:hAnsi="Calibri"/>
+                <w:color w:val="16212A"/>
+                <w:sz w:val="19"/>
+                <w:szCs w:val="19"/>
+              </w:rPr>
+              <w:t xml:space="preserve">· No hino 42, tonalidade escrita e tonalidade de execução são a mesma no seu instrumento?</w:t>
+            </w:r>
+          </w:p>
+          <w:p>
+            <w:pPr>
+              <w:pBdr>
+                <w:bottom w:val="dotted" w:color="AFBAC0" w:sz="6" w:space="2"/>
+              </w:pBdr>
+              <w:spacing w:after="0" w:before="200"/>
+              <w:ind w:left="340"/>
+            </w:pPr>
+            <w:r>
+              <w:rPr>
+                <w:sz w:val="20"/>
+                <w:szCs w:val="20"/>
+              </w:rPr>
+              <w:t xml:space="preserve"/>
+            </w:r>
+          </w:p>
+          <w:p>
+            <w:pPr>
+              <w:spacing w:after="90"/>
+            </w:pPr>
+          </w:p>
+          <w:p>
+            <w:pPr>
+              <w:spacing w:after="40" w:line="300"/>
+            </w:pPr>
+            <w:r>
+              <w:rPr>
+                <w:rFonts w:ascii="Calibri" w:cs="Calibri" w:eastAsia="Calibri" w:hAnsi="Calibri"/>
+                <w:b/>
+                <w:bCs/>
+                <w:color w:val="16212A"/>
+                <w:sz w:val="19"/>
+                <w:szCs w:val="19"/>
+              </w:rPr>
+              <w:t xml:space="preserve">Hino 1 — Mi♭ maior · ♩ = 56-66</w:t>
+            </w:r>
+          </w:p>
+          <w:p>
+            <w:pPr>
+              <w:spacing w:after="30" w:line="280"/>
+              <w:ind w:left="200"/>
+            </w:pPr>
+            <w:r>
+              <w:rPr>
+                <w:rFonts w:ascii="Calibri" w:cs="Calibri" w:eastAsia="Calibri" w:hAnsi="Calibri"/>
+                <w:color w:val="16212A"/>
+                <w:sz w:val="19"/>
+                <w:szCs w:val="19"/>
+              </w:rPr>
+              <w:t xml:space="preserve">· Qual a tonalidade do hino 1 e qual a sua relativa menor?</w:t>
+            </w:r>
+          </w:p>
+          <w:p>
+            <w:pPr>
+              <w:pBdr>
+                <w:bottom w:val="dotted" w:color="AFBAC0" w:sz="6" w:space="2"/>
+              </w:pBdr>
+              <w:spacing w:after="0" w:before="200"/>
+              <w:ind w:left="340"/>
+            </w:pPr>
+            <w:r>
+              <w:rPr>
+                <w:sz w:val="20"/>
+                <w:szCs w:val="20"/>
+              </w:rPr>
+              <w:t xml:space="preserve"/>
+            </w:r>
+          </w:p>
+          <w:p>
+            <w:pPr>
+              <w:spacing w:after="30" w:line="280"/>
+              <w:ind w:left="200"/>
+            </w:pPr>
+            <w:r>
+              <w:rPr>
+                <w:rFonts w:ascii="Calibri" w:cs="Calibri" w:eastAsia="Calibri" w:hAnsi="Calibri"/>
+                <w:color w:val="16212A"/>
+                <w:sz w:val="19"/>
+                <w:szCs w:val="19"/>
+              </w:rPr>
+              <w:t xml:space="preserve">· No hino 1, tonalidade escrita e tonalidade de execução são a mesma no seu instrumento?</w:t>
+            </w:r>
+          </w:p>
+          <w:p>
+            <w:pPr>
+              <w:pBdr>
+                <w:bottom w:val="dotted" w:color="AFBAC0" w:sz="6" w:space="2"/>
+              </w:pBdr>
+              <w:spacing w:after="0" w:before="200"/>
+              <w:ind w:left="340"/>
+            </w:pPr>
+            <w:r>
+              <w:rPr>
+                <w:sz w:val="20"/>
+                <w:szCs w:val="20"/>
+              </w:rPr>
+              <w:t xml:space="preserve"/>
+            </w:r>
+          </w:p>
+          <w:p>
+            <w:pPr>
+              <w:spacing w:after="90"/>
+            </w:pPr>
+          </w:p>
+        </w:tc>
+      </w:tr>
+    </w:tbl>
     <w:p>
       <w:r>
         <w:br w:type="page"/>
